--- a/documentacao/arquivos/controle-qualidade/LabMedSys - Modulo Controle da Qualidade - Fora do menu - Tela 02 Verificação de Amostragem (segunda versão) - Fluxos.docx
+++ b/documentacao/arquivos/controle-qualidade/LabMedSys - Modulo Controle da Qualidade - Fora do menu - Tela 02 Verificação de Amostragem (segunda versão) - Fluxos.docx
@@ -946,7 +946,7 @@
               <w:rPr>
                 <w:szCs w:val="20"/>
               </w:rPr>
-              <w:t>30/10/2026</w:t>
+              <w:t>31/10/2026</w:t>
             </w:r>
           </w:p>
         </w:tc>
